--- a/_DOCUMENTATION_/doc_fadli.docx
+++ b/_DOCUMENTATION_/doc_fadli.docx
@@ -82,6 +82,51 @@
     <w:p>
       <w:r>
         <w:t>Dark/Light Mode Feature</w:t>
+      </w:r>
+    </w:p>
+    <w:p>
+      <w:r>
+        <w:lastRenderedPageBreak/>
+        <w:drawing>
+          <wp:inline distT="0" distB="0" distL="0" distR="0" wp14:anchorId="07718D61" wp14:editId="2E2A71CF">
+            <wp:extent cx="1785938" cy="3865357"/>
+            <wp:effectExtent l="0" t="0" r="5080" b="0"/>
+            <wp:docPr id="751389817" name="Picture 1" descr="A screenshot of a social media post&#10;&#10;AI-generated content may be incorrect."/>
+            <wp:cNvGraphicFramePr>
+              <a:graphicFrameLocks xmlns:a="http://schemas.openxmlformats.org/drawingml/2006/main" noChangeAspect="1"/>
+            </wp:cNvGraphicFramePr>
+            <a:graphic xmlns:a="http://schemas.openxmlformats.org/drawingml/2006/main">
+              <a:graphicData uri="http://schemas.openxmlformats.org/drawingml/2006/picture">
+                <pic:pic xmlns:pic="http://schemas.openxmlformats.org/drawingml/2006/picture">
+                  <pic:nvPicPr>
+                    <pic:cNvPr id="751389817" name="Picture 1" descr="A screenshot of a social media post&#10;&#10;AI-generated content may be incorrect."/>
+                    <pic:cNvPicPr/>
+                  </pic:nvPicPr>
+                  <pic:blipFill>
+                    <a:blip r:embed="rId6"/>
+                    <a:stretch>
+                      <a:fillRect/>
+                    </a:stretch>
+                  </pic:blipFill>
+                  <pic:spPr>
+                    <a:xfrm>
+                      <a:off x="0" y="0"/>
+                      <a:ext cx="1794560" cy="3884017"/>
+                    </a:xfrm>
+                    <a:prstGeom prst="rect">
+                      <a:avLst/>
+                    </a:prstGeom>
+                  </pic:spPr>
+                </pic:pic>
+              </a:graphicData>
+            </a:graphic>
+          </wp:inline>
+        </w:drawing>
+      </w:r>
+    </w:p>
+    <w:p>
+      <w:r>
+        <w:t>User Page</w:t>
       </w:r>
     </w:p>
     <w:sectPr>

--- a/_DOCUMENTATION_/doc_fadli.docx
+++ b/_DOCUMENTATION_/doc_fadli.docx
@@ -127,6 +127,136 @@
     <w:p>
       <w:r>
         <w:t>User Page</w:t>
+      </w:r>
+    </w:p>
+    <w:p/>
+    <w:p>
+      <w:r>
+        <w:lastRenderedPageBreak/>
+        <w:drawing>
+          <wp:inline distT="0" distB="0" distL="0" distR="0" wp14:anchorId="7E0AB5A1" wp14:editId="7BE6DAF2">
+            <wp:extent cx="1785938" cy="3865357"/>
+            <wp:effectExtent l="0" t="0" r="5080" b="0"/>
+            <wp:docPr id="1683421364" name="Picture 1" descr="A screenshot of a social media post&#10;&#10;AI-generated content may be incorrect."/>
+            <wp:cNvGraphicFramePr>
+              <a:graphicFrameLocks xmlns:a="http://schemas.openxmlformats.org/drawingml/2006/main" noChangeAspect="1"/>
+            </wp:cNvGraphicFramePr>
+            <a:graphic xmlns:a="http://schemas.openxmlformats.org/drawingml/2006/main">
+              <a:graphicData uri="http://schemas.openxmlformats.org/drawingml/2006/picture">
+                <pic:pic xmlns:pic="http://schemas.openxmlformats.org/drawingml/2006/picture">
+                  <pic:nvPicPr>
+                    <pic:cNvPr id="751389817" name="Picture 1" descr="A screenshot of a social media post&#10;&#10;AI-generated content may be incorrect."/>
+                    <pic:cNvPicPr/>
+                  </pic:nvPicPr>
+                  <pic:blipFill>
+                    <a:blip r:embed="rId6"/>
+                    <a:stretch>
+                      <a:fillRect/>
+                    </a:stretch>
+                  </pic:blipFill>
+                  <pic:spPr>
+                    <a:xfrm>
+                      <a:off x="0" y="0"/>
+                      <a:ext cx="1794560" cy="3884017"/>
+                    </a:xfrm>
+                    <a:prstGeom prst="rect">
+                      <a:avLst/>
+                    </a:prstGeom>
+                  </pic:spPr>
+                </pic:pic>
+              </a:graphicData>
+            </a:graphic>
+          </wp:inline>
+        </w:drawing>
+      </w:r>
+      <w:r>
+        <w:drawing>
+          <wp:inline distT="0" distB="0" distL="0" distR="0" wp14:anchorId="68838452" wp14:editId="4DDE2696">
+            <wp:extent cx="1782366" cy="3857625"/>
+            <wp:effectExtent l="0" t="0" r="0" b="3175"/>
+            <wp:docPr id="1734992508" name="Picture 1" descr="A screenshot of a social media post&#10;&#10;AI-generated content may be incorrect."/>
+            <wp:cNvGraphicFramePr>
+              <a:graphicFrameLocks xmlns:a="http://schemas.openxmlformats.org/drawingml/2006/main" noChangeAspect="1"/>
+            </wp:cNvGraphicFramePr>
+            <a:graphic xmlns:a="http://schemas.openxmlformats.org/drawingml/2006/main">
+              <a:graphicData uri="http://schemas.openxmlformats.org/drawingml/2006/picture">
+                <pic:pic xmlns:pic="http://schemas.openxmlformats.org/drawingml/2006/picture">
+                  <pic:nvPicPr>
+                    <pic:cNvPr id="1734992508" name="Picture 1" descr="A screenshot of a social media post&#10;&#10;AI-generated content may be incorrect."/>
+                    <pic:cNvPicPr/>
+                  </pic:nvPicPr>
+                  <pic:blipFill>
+                    <a:blip r:embed="rId7"/>
+                    <a:stretch>
+                      <a:fillRect/>
+                    </a:stretch>
+                  </pic:blipFill>
+                  <pic:spPr>
+                    <a:xfrm>
+                      <a:off x="0" y="0"/>
+                      <a:ext cx="1809164" cy="3915625"/>
+                    </a:xfrm>
+                    <a:prstGeom prst="rect">
+                      <a:avLst/>
+                    </a:prstGeom>
+                  </pic:spPr>
+                </pic:pic>
+              </a:graphicData>
+            </a:graphic>
+          </wp:inline>
+        </w:drawing>
+      </w:r>
+    </w:p>
+    <w:p/>
+    <w:p>
+      <w:r>
+        <w:t>Implementing following feature</w:t>
+      </w:r>
+    </w:p>
+    <w:p/>
+    <w:p>
+      <w:r>
+        <w:lastRenderedPageBreak/>
+        <w:drawing>
+          <wp:inline distT="0" distB="0" distL="0" distR="0" wp14:anchorId="0D546030" wp14:editId="4CCC7C9F">
+            <wp:extent cx="2286000" cy="4947656"/>
+            <wp:effectExtent l="0" t="0" r="0" b="5715"/>
+            <wp:docPr id="1139439247" name="Picture 1" descr="A screenshot of a chat&#10;&#10;AI-generated content may be incorrect."/>
+            <wp:cNvGraphicFramePr>
+              <a:graphicFrameLocks xmlns:a="http://schemas.openxmlformats.org/drawingml/2006/main" noChangeAspect="1"/>
+            </wp:cNvGraphicFramePr>
+            <a:graphic xmlns:a="http://schemas.openxmlformats.org/drawingml/2006/main">
+              <a:graphicData uri="http://schemas.openxmlformats.org/drawingml/2006/picture">
+                <pic:pic xmlns:pic="http://schemas.openxmlformats.org/drawingml/2006/picture">
+                  <pic:nvPicPr>
+                    <pic:cNvPr id="1139439247" name="Picture 1" descr="A screenshot of a chat&#10;&#10;AI-generated content may be incorrect."/>
+                    <pic:cNvPicPr/>
+                  </pic:nvPicPr>
+                  <pic:blipFill>
+                    <a:blip r:embed="rId8"/>
+                    <a:stretch>
+                      <a:fillRect/>
+                    </a:stretch>
+                  </pic:blipFill>
+                  <pic:spPr>
+                    <a:xfrm>
+                      <a:off x="0" y="0"/>
+                      <a:ext cx="2292191" cy="4961056"/>
+                    </a:xfrm>
+                    <a:prstGeom prst="rect">
+                      <a:avLst/>
+                    </a:prstGeom>
+                  </pic:spPr>
+                </pic:pic>
+              </a:graphicData>
+            </a:graphic>
+          </wp:inline>
+        </w:drawing>
+      </w:r>
+    </w:p>
+    <w:p>
+      <w:r>
+        <w:t>Implementing like feature</w:t>
       </w:r>
     </w:p>
     <w:sectPr>
